--- a/docs/plan/智算中心分阶段接入与小时级绿电协同规划.docx
+++ b/docs/plan/智算中心分阶段接入与小时级绿电协同规划.docx
@@ -8517,7 +8517,7 @@
           <w:rFonts w:ascii="Times New Roman" w:hAnsi="Times New Roman" w:eastAsia="宋体"/>
           <w:sz w:val="21"/>
         </w:rPr>
-        <w:t>Power-Flexible AI Data Centers: A Comprehensive Survey of Grid Integration, Modeling, and Control. arXiv:2606.25098, 2026.</w:t>
+        <w:t>Power-Flexible AI Data Centers: A New Paradigm for Grid-Responsive Compute. arXiv:2606.25098, 2026.</w:t>
       </w:r>
     </w:p>
     <w:p>
@@ -8539,7 +8539,7 @@
           <w:rFonts w:ascii="Times New Roman" w:hAnsi="Times New Roman" w:eastAsia="宋体"/>
           <w:sz w:val="21"/>
         </w:rPr>
-        <w:t>Data Center Spatio-Temporal Renewable Energy Balancing Under Transmission Constraints. arXiv:2605.18517, 2026.</w:t>
+        <w:t>Data Center Spatio-Temporal Load Flexibility in Security-Constrained Unit Commitment for Enhanced Grid Efficiency and Reliability. arXiv:2605.18517, 2026.</w:t>
       </w:r>
     </w:p>
     <w:p>
@@ -9177,8 +9177,132 @@
     </w:tbl>
     <w:p>
       <w:pPr>
-        <w:spacing w:after="0"/>
+        <w:pStyle w:val="Heading1"/>
       </w:pPr>
+      <w:r>
+        <w:t>???????2026-07-15?</w:t>
+      </w:r>
+    </w:p>
+    <w:p>
+      <w:pPr/>
+      <w:r>
+        <w:t>1. ??M0?M5b????RTS-24??DC-OPF/N-1?????????????M2?????F/X???M3?B0-B2???/????M4???B3-B5??????????</w:t>
+      </w:r>
+    </w:p>
+    <w:p>
+      <w:pPr/>
+      <w:r>
+        <w:t>2. M4使用相同的50/100/200/250 MW需求路径、0.8系统负荷倍率、bus 8固定POI、branch 11/12捆绑增容工程和排除branch 10后的107态安全集合。物理接入缺口为B0 327600 MWh、B1 109200 MWh、B2 109200 MWh。</w:t>
+      </w:r>
+    </w:p>
+    <w:p>
+      <w:pPr/>
+      <w:r>
+        <w:t>3. B2主最优面上的X暴露区间为[0, 549600] MWh；minimum-X展示端点与B1相同且X全为0，maximum-X路径为50/50/75/75 MW。该区间说明当前输入不能识别唯一经济F/X拆分，不得把任一端点写成经济最优。</w:t>
+      </w:r>
+    </w:p>
+    <w:p>
+      <w:pPr/>
+      <w:r>
+        <w:t>4. 三种政策各10个求解/审计阶段均通过，固定展示计划分别完成M3 actual 428态和contract-counterfactual 428态闭环。M3使用OSQP直接数值QP和HiGHS L1线性可行性投影；变量移动与目标偏差包络仅用于数值可行性验收，不是最优间隙或误差证书。</w:t>
+      </w:r>
+    </w:p>
+    <w:p>
+      <w:pPr/>
+      <w:r>
+        <w:t>5. 静态连续验证小时为0，T_module、T20、T50、T100均为q4+右删失。频率响应、branch 10孤岛保护、扩建AC工程参数、逐时SCUC/SCED和真实业务恢复轨迹仍受外部证据阻塞，security_certified=false。</w:t>
+      </w:r>
+    </w:p>
+    <w:p>
+      <w:pPr/>
+      <w:r>
+        <w:t>6. M5a已冻结B3/B4/B5四季度12叶递进全因子场景输入：六条共享q1、只使用50/100/200/250 MW里程碑的需求路径，乘按期/延后1季度两种外生工程交付状态。q2前只揭示当前需求类，q3前揭示工程状态，q4前才揭示终端需求；每叶1/12仅是平衡合成机制权重，不是经验概率。</w:t>
+      </w:r>
+    </w:p>
+    <w:p>
+      <w:pPr/>
+      <w:r>
+        <w:t>7. 自然场景节点与规划决策组已分离。B3全期12叶同一规划决策组；B4按1/3/6/12组递进；B5从q1逐叶分开并机器标记implementable=false。组内等值只作用于F/X/z_start，工程可用状态v由共享开工决策和各自然路径Gamma派生。</w:t>
+      </w:r>
+    </w:p>
+    <w:p>
+      <w:pPr/>
+      <w:r>
+        <w:t>8. M5a锁定公共输入schema rts24_common_fair_inputs_v2和SHA-256 76cda29db68705cc3f2ef5025f32d30ef07ceea62a552a97c45b01bf83287794，并从当前M4配置、RTS-24来源和107个安全状态重算；季度、POI、工程、服务、安全、再调度、目标或solver漂移时门禁失败。</w:t>
+      </w:r>
+    </w:p>
+    <w:p>
+      <w:pPr/>
+      <w:r>
+        <w:t>9. M5b???Dconn=min(Dreq,C)???actual?full-contract-counterfactual??107????????13?stage?????B3?U=403200 MWh?E_C=[880800,880800] MWh?E_X=[0,494400] MWh?B4?U=274400 MWh?E_C=[954400,1101600] MWh?E_X=[0,522000] MWh?B5?B4????????implementable=false?B4??B3?????128800 MWh????VMA?</w:t>
+      </w:r>
+    </w:p>
+    <w:p>
+      <w:r>
+        <w:t>10. ?????????107???????????B3/B4?22??????????????B5?12??????????????????/?????????????????????????????????37.5?????????????1.85e-10?</w:t>
+      </w:r>
+    </w:p>
+    <w:p>
+      <w:r>
+        <w:t>11. ??????M5c?????????????/????????????????????B3/B4???????????????????????????????????????????????????VMA?</w:t>
+      </w:r>
+    </w:p>
+    <w:p>
+      <w:r>
+        <w:t>12. M5????????????????????????????branch 10???AC???SCUC/SCED??????????????????????security_certified=false?</w:t>
+      </w:r>
+    </w:p>
+    <w:p>
+      <w:r>
+        <w:t>13. M5c??????????????????/??1?????????q2??75/150 MW???q4??225 MW???q3???????M5b??SHA-256????????????????????????B5?????????????????????</w:t>
+      </w:r>
+    </w:p>
+    <w:p>
+      <w:r>
+        <w:t>14. B3/B4?minimum-X?maximum-X?48?????holdout?????????actual?contract-counterfactual???428???-?????B3?U=474780 MWh?B4?U=364380 MWh??????holdout??????[110400,110400] MWh?firm?conditional??????0?</w:t>
+      </w:r>
+    </w:p>
+    <w:p>
+      <w:r>
+        <w:t>15. ???????????B4?6???????B3??3???/upper??????3???/lower??????22080?33120 MWh????????????????????110400 MWh???</w:t>
+      </w:r>
+    </w:p>
+    <w:p>
+      <w:r>
+        <w:t>16. holdout???????????????????????????formal_vma_published=false?????VMA????????/?????????????????????????????????M6????????????????????????</w:t>
+      </w:r>
+    </w:p>
+    <w:p>
+      <w:r>
+        <w:t>17. M6a??SHA-256??M3?856?actual/contract???????????minimum-call?????0 MW???network replay?F1/F2/F3?????????????????????????????</w:t>
+      </w:r>
+    </w:p>
+    <w:p>
+      <w:r>
+        <w:t>18. ??full-X???????????F1???MW?F2?????ramp?????????????????????q3/q4 250 MW?T100=q3?F3???????????????????????????175 MW?T100=q4+?</w:t>
+      </w:r>
+    </w:p>
+    <w:p>
+      <w:r>
+        <w:t>19. F3??????actual q3?????75 MWh????q3?75 MWh?q4?150 MWh????MW?????????????????????full-X???????????????????????</w:t>
+      </w:r>
+    </w:p>
+    <w:p>
+      <w:r>
+        <w:t>20. ??M6?????????????????????????????headroom?????/????????????SCUC/SCED?AC?????????chronological_grid_dispatch_coupled=false?security_certified=false????????????????????CFE???</w:t>
+      </w:r>
+    </w:p>
+    <w:p>
+      <w:pPr/>
+      <w:r>
+        <w:t>21. M6b已实现严格的业务/事故/恢复参数schema、来源/版本/SHA实质锁定、UTC连续时钟与N-1事故对齐验证，以及完整时间窗SCUC/SCED结果协议。类型化构造器把有来源的业务需求、可恢复柔性、物理与合同容量headroom和事故轨迹绑定到同一调度请求；结果必须通过服务/系统功率平衡、零负荷损失、机组可用性、具名事故状态及完整业务包络审计。实际恢复指令不会被事后贪心恢复替换；相邻窗口显式传递债务、活动事件时长、休息、事件数和累计能量，只有`completed_periods`才执行期末债务门。非1小时时步下MW-only能量漏乘步长及F1虚报零恢复债务的问题也已修复。</w:t>
+      </w:r>
+    </w:p>
+    <w:p>
+      <w:pPr/>
+      <w:r>
+        <w:t>22. 接口门只解决内部接入歧义，不解除外部证据阻塞。RTS-GMLC现有故障率、持续时间、机组跨时参数和8784小时负荷/新能源可用于后续原生73节点benchmark，但不得回填机组集合不同的RTS-24，也不得把基于故障率抽样的事件称为观测事故。当前机器状态仍必须保持`chronological_grid_dispatch_coupled=false`、`security_certified=false`和`formal_vma_published=false`。</w:t>
+      </w:r>
     </w:p>
     <w:sectPr>
       <w:headerReference w:type="default" r:id="rId9"/>
